--- a/docs/validation/V01_Staged_vs_Loaded_Rows.docx
+++ b/docs/validation/V01_Staged_vs_Loaded_Rows.docx
@@ -1935,7 +1935,7 @@
           <w:sz w:val="22"/>
           <w:szCs w:val="22"/>
         </w:rPr>
-        <w:t xml:space="preserve">The load leaves a staged row out for one of three reasons. This query counts each. Run it the same way — select the old text in the query window, delete it, paste this, press F5.</w:t>
+        <w:t xml:space="preserve">The load leaves a staged row out for one of five reasons — the three checks in its WHERE and date join, plus a supplier or item that has no row in its dimension table. This query counts each. Every column name is prefixed with src. so that a column of the same name in DimDate cannot be picked up by mistake. Run it the same way — select the old text in the query window, delete it, paste this, press F5.</w:t>
       </w:r>
     </w:p>
     <w:p>
@@ -1971,7 +1971,7 @@
           <w:sz w:val="16"/>
           <w:szCs w:val="16"/>
         </w:rPr>
-        <w:t xml:space="preserve">    SUM(CASE WHEN TRY_CONVERT(int, [YEAR]) IS NULL</w:t>
+        <w:t xml:space="preserve">    SUM(CASE WHEN TRY_CONVERT(int, src.[YEAR]) IS NULL</w:t>
       </w:r>
     </w:p>
     <w:p>
@@ -1989,7 +1989,7 @@
           <w:sz w:val="16"/>
           <w:szCs w:val="16"/>
         </w:rPr>
-        <w:t xml:space="preserve">              OR TRY_CONVERT(int, [MONTH]) IS NULL</w:t>
+        <w:t xml:space="preserve">              OR TRY_CONVERT(int, src.[MONTH]) IS NULL</w:t>
       </w:r>
     </w:p>
     <w:p>
@@ -2007,7 +2007,7 @@
           <w:sz w:val="16"/>
           <w:szCs w:val="16"/>
         </w:rPr>
-        <w:t xml:space="preserve">              OR TRY_CONVERT(int, [MONTH]) NOT BETWEEN 1 AND 12</w:t>
+        <w:t xml:space="preserve">              OR TRY_CONVERT(int, src.[MONTH]) NOT BETWEEN 1 AND 12</w:t>
       </w:r>
     </w:p>
     <w:p>
@@ -2043,7 +2043,7 @@
           <w:sz w:val="16"/>
           <w:szCs w:val="16"/>
         </w:rPr>
-        <w:t xml:space="preserve">    SUM(CASE WHEN NULLIF(LTRIM(RTRIM([ITEM CODE])), '') IS NULL</w:t>
+        <w:t xml:space="preserve">    SUM(CASE WHEN NULLIF(LTRIM(RTRIM(src.[ITEM CODE])), '') IS NULL</w:t>
       </w:r>
     </w:p>
     <w:p>
@@ -2079,7 +2079,7 @@
           <w:sz w:val="16"/>
           <w:szCs w:val="16"/>
         </w:rPr>
-        <w:t xml:space="preserve">    SUM(CASE WHEN TRY_CONVERT(int, [MONTH]) BETWEEN 1 AND 12</w:t>
+        <w:t xml:space="preserve">    SUM(CASE WHEN TRY_CONVERT(int, src.[MONTH]) BETWEEN 1 AND 12</w:t>
       </w:r>
     </w:p>
     <w:p>
@@ -2115,7 +2115,7 @@
           <w:sz w:val="16"/>
           <w:szCs w:val="16"/>
         </w:rPr>
-        <w:t xml:space="preserve">                              WHERE d.DateKey = TRY_CONVERT(int, [YEAR])  * 10000</w:t>
+        <w:t xml:space="preserve">                              WHERE d.DateKey = TRY_CONVERT(int, src.[YEAR])  * 10000</w:t>
       </w:r>
     </w:p>
     <w:p>
@@ -2133,7 +2133,7 @@
           <w:sz w:val="16"/>
           <w:szCs w:val="16"/>
         </w:rPr>
-        <w:t xml:space="preserve">                                              + TRY_CONVERT(int, [MONTH]) * 100 + 1)</w:t>
+        <w:t xml:space="preserve">                                              + TRY_CONVERT(int, src.[MONTH]) * 100 + 1)</w:t>
       </w:r>
     </w:p>
     <w:p>
@@ -2151,7 +2151,151 @@
           <w:sz w:val="16"/>
           <w:szCs w:val="16"/>
         </w:rPr>
-        <w:t xml:space="preserve">             THEN 1 ELSE 0 END)                         AS DateOutsideDimDate</w:t>
+        <w:t xml:space="preserve">             THEN 1 ELSE 0 END)                         AS DateOutsideDimDate,</w:t>
+      </w:r>
+    </w:p>
+    <w:p>
+      <w:pPr>
+        <w:pBdr>
+          <w:left w:val="single" w:color="A6A6A6" w:sz="12" w:space="6"/>
+        </w:pBdr>
+        <w:shd w:fill="F2F2F2" w:color="auto" w:val="clear"/>
+        <w:spacing w:after="0" w:before="0" w:line="240"/>
+        <w:ind w:left="180"/>
+      </w:pPr>
+      <w:r>
+        <w:rPr>
+          <w:rFonts w:ascii="Consolas" w:cs="Consolas" w:eastAsia="Consolas" w:hAnsi="Consolas"/>
+          <w:sz w:val="16"/>
+          <w:szCs w:val="16"/>
+        </w:rPr>
+        <w:t xml:space="preserve">    SUM(CASE WHEN NOT EXISTS (SELECT 1 FROM dw.DimSupplier AS s</w:t>
+      </w:r>
+    </w:p>
+    <w:p>
+      <w:pPr>
+        <w:pBdr>
+          <w:left w:val="single" w:color="A6A6A6" w:sz="12" w:space="6"/>
+        </w:pBdr>
+        <w:shd w:fill="F2F2F2" w:color="auto" w:val="clear"/>
+        <w:spacing w:after="0" w:before="0" w:line="240"/>
+        <w:ind w:left="180"/>
+      </w:pPr>
+      <w:r>
+        <w:rPr>
+          <w:rFonts w:ascii="Consolas" w:cs="Consolas" w:eastAsia="Consolas" w:hAnsi="Consolas"/>
+          <w:sz w:val="16"/>
+          <w:szCs w:val="16"/>
+        </w:rPr>
+        <w:t xml:space="preserve">                              WHERE s.SupplierName = COALESCE(</w:t>
+      </w:r>
+    </w:p>
+    <w:p>
+      <w:pPr>
+        <w:pBdr>
+          <w:left w:val="single" w:color="A6A6A6" w:sz="12" w:space="6"/>
+        </w:pBdr>
+        <w:shd w:fill="F2F2F2" w:color="auto" w:val="clear"/>
+        <w:spacing w:after="0" w:before="0" w:line="240"/>
+        <w:ind w:left="180"/>
+      </w:pPr>
+      <w:r>
+        <w:rPr>
+          <w:rFonts w:ascii="Consolas" w:cs="Consolas" w:eastAsia="Consolas" w:hAnsi="Consolas"/>
+          <w:sz w:val="16"/>
+          <w:szCs w:val="16"/>
+        </w:rPr>
+        <w:t xml:space="preserve">                                    NULLIF(LTRIM(RTRIM(src.[SUPPLIER])), ''), 'Unknown Supplier'))</w:t>
+      </w:r>
+    </w:p>
+    <w:p>
+      <w:pPr>
+        <w:pBdr>
+          <w:left w:val="single" w:color="A6A6A6" w:sz="12" w:space="6"/>
+        </w:pBdr>
+        <w:shd w:fill="F2F2F2" w:color="auto" w:val="clear"/>
+        <w:spacing w:after="0" w:before="0" w:line="240"/>
+        <w:ind w:left="180"/>
+      </w:pPr>
+      <w:r>
+        <w:rPr>
+          <w:rFonts w:ascii="Consolas" w:cs="Consolas" w:eastAsia="Consolas" w:hAnsi="Consolas"/>
+          <w:sz w:val="16"/>
+          <w:szCs w:val="16"/>
+        </w:rPr>
+        <w:t xml:space="preserve">             THEN 1 ELSE 0 END)                         AS SupplierNotInDimSupplier,</w:t>
+      </w:r>
+    </w:p>
+    <w:p>
+      <w:pPr>
+        <w:pBdr>
+          <w:left w:val="single" w:color="A6A6A6" w:sz="12" w:space="6"/>
+        </w:pBdr>
+        <w:shd w:fill="F2F2F2" w:color="auto" w:val="clear"/>
+        <w:spacing w:after="0" w:before="0" w:line="240"/>
+        <w:ind w:left="180"/>
+      </w:pPr>
+      <w:r>
+        <w:rPr>
+          <w:rFonts w:ascii="Consolas" w:cs="Consolas" w:eastAsia="Consolas" w:hAnsi="Consolas"/>
+          <w:sz w:val="16"/>
+          <w:szCs w:val="16"/>
+        </w:rPr>
+        <w:t xml:space="preserve">    SUM(CASE WHEN NULLIF(LTRIM(RTRIM(src.[ITEM CODE])), '') IS NOT NULL</w:t>
+      </w:r>
+    </w:p>
+    <w:p>
+      <w:pPr>
+        <w:pBdr>
+          <w:left w:val="single" w:color="A6A6A6" w:sz="12" w:space="6"/>
+        </w:pBdr>
+        <w:shd w:fill="F2F2F2" w:color="auto" w:val="clear"/>
+        <w:spacing w:after="0" w:before="0" w:line="240"/>
+        <w:ind w:left="180"/>
+      </w:pPr>
+      <w:r>
+        <w:rPr>
+          <w:rFonts w:ascii="Consolas" w:cs="Consolas" w:eastAsia="Consolas" w:hAnsi="Consolas"/>
+          <w:sz w:val="16"/>
+          <w:szCs w:val="16"/>
+        </w:rPr>
+        <w:t xml:space="preserve">              AND NOT EXISTS (SELECT 1 FROM dw.DimItem AS i</w:t>
+      </w:r>
+    </w:p>
+    <w:p>
+      <w:pPr>
+        <w:pBdr>
+          <w:left w:val="single" w:color="A6A6A6" w:sz="12" w:space="6"/>
+        </w:pBdr>
+        <w:shd w:fill="F2F2F2" w:color="auto" w:val="clear"/>
+        <w:spacing w:after="0" w:before="0" w:line="240"/>
+        <w:ind w:left="180"/>
+      </w:pPr>
+      <w:r>
+        <w:rPr>
+          <w:rFonts w:ascii="Consolas" w:cs="Consolas" w:eastAsia="Consolas" w:hAnsi="Consolas"/>
+          <w:sz w:val="16"/>
+          <w:szCs w:val="16"/>
+        </w:rPr>
+        <w:t xml:space="preserve">                              WHERE i.ItemCode = LTRIM(RTRIM(src.[ITEM CODE])))</w:t>
+      </w:r>
+    </w:p>
+    <w:p>
+      <w:pPr>
+        <w:pBdr>
+          <w:left w:val="single" w:color="A6A6A6" w:sz="12" w:space="6"/>
+        </w:pBdr>
+        <w:shd w:fill="F2F2F2" w:color="auto" w:val="clear"/>
+        <w:spacing w:after="0" w:before="0" w:line="240"/>
+        <w:ind w:left="180"/>
+      </w:pPr>
+      <w:r>
+        <w:rPr>
+          <w:rFonts w:ascii="Consolas" w:cs="Consolas" w:eastAsia="Consolas" w:hAnsi="Consolas"/>
+          <w:sz w:val="16"/>
+          <w:szCs w:val="16"/>
+        </w:rPr>
+        <w:t xml:space="preserve">             THEN 1 ELSE 0 END)                         AS ItemNotInDimItem</w:t>
       </w:r>
     </w:p>
     <w:p>
@@ -2169,7 +2313,7 @@
           <w:sz w:val="16"/>
           <w:szCs w:val="16"/>
         </w:rPr>
-        <w:t xml:space="preserve">FROM stg.WarehouseRetailSales;</w:t>
+        <w:t xml:space="preserve">FROM stg.WarehouseRetailSales AS src;</w:t>
       </w:r>
     </w:p>
     <w:p>
@@ -2197,7 +2341,7 @@
           <w:sz w:val="22"/>
           <w:szCs w:val="22"/>
         </w:rPr>
-        <w:t xml:space="preserve">Write down the three numbers: BadYearOrMonth, BlankItemCode and DateOutsideDimDate.</w:t>
+        <w:t xml:space="preserve">Write down the five numbers: BadYearOrMonth, BlankItemCode, DateOutsideDimDate, SupplierNotInDimSupplier and ItemNotInDimItem.</w:t>
       </w:r>
     </w:p>
     <w:p>
@@ -2225,7 +2369,7 @@
           <w:sz w:val="22"/>
           <w:szCs w:val="22"/>
         </w:rPr>
-        <w:t xml:space="preserve">One row can be counted under more than one reason, so the three can add up to more than the difference. What matters is whether every dropped row falls under at least one of them.</w:t>
+        <w:t xml:space="preserve">One row can be counted under more than one reason, so the five can add up to more than the difference. What matters is whether every dropped row falls under at least one of them.</w:t>
       </w:r>
     </w:p>
     <w:p>
@@ -2470,7 +2614,7 @@
                 <w:sz w:val="19"/>
                 <w:szCs w:val="19"/>
               </w:rPr>
-              <w:t xml:space="preserve">LoadedRows is smaller, and the three reasons account for every missing row</w:t>
+              <w:t xml:space="preserve">LoadedRows is smaller, and the five reasons account for every missing row</w:t>
             </w:r>
           </w:p>
         </w:tc>
@@ -2553,7 +2697,7 @@
                 <w:sz w:val="19"/>
                 <w:szCs w:val="19"/>
               </w:rPr>
-              <w:t xml:space="preserve">LoadedRows is smaller, and some missing rows fit none of the three reasons</w:t>
+              <w:t xml:space="preserve">LoadedRows is smaller, and some missing rows fit none of the five reasons</w:t>
             </w:r>
           </w:p>
         </w:tc>
@@ -3910,6 +4054,89 @@
                 <w:szCs w:val="19"/>
               </w:rPr>
               <w:t xml:space="preserve">Extend the date range in sql/04, re-run 04, 05, 06</w:t>
+            </w:r>
+          </w:p>
+        </w:tc>
+      </w:tr>
+      <w:tr>
+        <w:trPr>
+          <w:cantSplit/>
+        </w:trPr>
+        <w:tc>
+          <w:tcPr>
+            <w:tcW w:type="dxa" w:w="2621"/>
+            <w:tcMar>
+              <w:top w:type="dxa" w:w="60"/>
+              <w:left w:type="dxa" w:w="100"/>
+              <w:bottom w:type="dxa" w:w="60"/>
+              <w:right w:type="dxa" w:w="100"/>
+            </w:tcMar>
+          </w:tcPr>
+          <w:p>
+            <w:pPr>
+              <w:spacing w:after="0" w:line="240"/>
+            </w:pPr>
+            <w:r>
+              <w:rPr>
+                <w:rFonts w:ascii="Times New Roman" w:cs="Times New Roman" w:eastAsia="Times New Roman" w:hAnsi="Times New Roman"/>
+                <w:b w:val="false"/>
+                <w:bCs w:val="false"/>
+                <w:sz w:val="19"/>
+                <w:szCs w:val="19"/>
+              </w:rPr>
+              <w:t xml:space="preserve">SupplierNotInDimSupplier or ItemNotInDimItem is not 0</w:t>
+            </w:r>
+          </w:p>
+        </w:tc>
+        <w:tc>
+          <w:tcPr>
+            <w:tcW w:type="dxa" w:w="2995"/>
+            <w:tcMar>
+              <w:top w:type="dxa" w:w="60"/>
+              <w:left w:type="dxa" w:w="100"/>
+              <w:bottom w:type="dxa" w:w="60"/>
+              <w:right w:type="dxa" w:w="100"/>
+            </w:tcMar>
+          </w:tcPr>
+          <w:p>
+            <w:pPr>
+              <w:spacing w:after="0" w:line="240"/>
+            </w:pPr>
+            <w:r>
+              <w:rPr>
+                <w:rFonts w:ascii="Times New Roman" w:cs="Times New Roman" w:eastAsia="Times New Roman" w:hAnsi="Times New Roman"/>
+                <w:b w:val="false"/>
+                <w:bCs w:val="false"/>
+                <w:sz w:val="19"/>
+                <w:szCs w:val="19"/>
+              </w:rPr>
+              <w:t xml:space="preserve">sql/04 built the dimension from differently trimmed or filtered values than the join in sql/05 uses</w:t>
+            </w:r>
+          </w:p>
+        </w:tc>
+        <w:tc>
+          <w:tcPr>
+            <w:tcW w:type="dxa" w:w="3744"/>
+            <w:tcMar>
+              <w:top w:type="dxa" w:w="60"/>
+              <w:left w:type="dxa" w:w="100"/>
+              <w:bottom w:type="dxa" w:w="60"/>
+              <w:right w:type="dxa" w:w="100"/>
+            </w:tcMar>
+          </w:tcPr>
+          <w:p>
+            <w:pPr>
+              <w:spacing w:after="0" w:line="240"/>
+            </w:pPr>
+            <w:r>
+              <w:rPr>
+                <w:rFonts w:ascii="Times New Roman" w:cs="Times New Roman" w:eastAsia="Times New Roman" w:hAnsi="Times New Roman"/>
+                <w:b w:val="false"/>
+                <w:bCs w:val="false"/>
+                <w:sz w:val="19"/>
+                <w:szCs w:val="19"/>
+              </w:rPr>
+              <w:t xml:space="preserve">Make sql/04 trim and default the key exactly as sql/05 does (LTRIM(RTRIM()), 'Unknown Supplier'); re-run 04, 05, 06</w:t>
             </w:r>
           </w:p>
         </w:tc>
